--- a/Experiment-05-Autopsy/Exp_5.docx
+++ b/Experiment-05-Autopsy/Exp_5.docx
@@ -70,14 +70,6 @@
     <w:p>
       <w:pPr>
         <w:spacing w:line="360" w:lineRule="auto"/>
-        <w:rPr>
-          <w:rFonts w:ascii="Times New Roman" w:hAnsi="Times New Roman" w:cs="Times New Roman"/>
-        </w:rPr>
-      </w:pPr>
-    </w:p>
-    <w:p>
-      <w:pPr>
-        <w:spacing w:line="360" w:lineRule="auto"/>
         <w:jc w:val="center"/>
         <w:rPr>
           <w:rFonts w:ascii="Times New Roman" w:hAnsi="Times New Roman" w:cs="Times New Roman"/>
@@ -367,6 +359,15 @@
         </w:rPr>
         <w:t xml:space="preserve"> (like File Type Identification, Keyword Searching, Timeline Analysis, and Hash Lookups) to process this evidence in the background, automatically categorizing artifacts such as web history, file system metadata, and communication records for the examiner to review.</w:t>
       </w:r>
+    </w:p>
+    <w:p>
+      <w:pPr>
+        <w:spacing w:line="360" w:lineRule="auto"/>
+        <w:jc w:val="both"/>
+        <w:rPr>
+          <w:rFonts w:ascii="Times New Roman" w:hAnsi="Times New Roman" w:cs="Times New Roman"/>
+        </w:rPr>
+      </w:pPr>
     </w:p>
     <w:p>
       <w:pPr>
@@ -1238,7 +1239,7 @@
         </w:rPr>
         <w:lastRenderedPageBreak/>
         <w:drawing>
-          <wp:inline distT="0" distB="0" distL="0" distR="0" wp14:anchorId="71669B12" wp14:editId="5D34C79D">
+          <wp:inline distT="0" distB="0" distL="0" distR="0" wp14:anchorId="71669B12" wp14:editId="718D591C">
             <wp:extent cx="5731510" cy="3043555"/>
             <wp:effectExtent l="0" t="0" r="2540" b="4445"/>
             <wp:docPr id="1157756820" name="Picture 5"/>
@@ -3394,6 +3395,7 @@
   <w:style w:type="character" w:default="1" w:styleId="DefaultParagraphFont">
     <w:name w:val="Default Paragraph Font"/>
     <w:uiPriority w:val="1"/>
+    <w:semiHidden/>
     <w:unhideWhenUsed/>
   </w:style>
   <w:style w:type="table" w:default="1" w:styleId="TableNormal">

--- a/Experiment-05-Autopsy/Exp_5.docx
+++ b/Experiment-05-Autopsy/Exp_5.docx
@@ -274,21 +274,7 @@
         <w:rPr>
           <w:rFonts w:ascii="Times New Roman" w:hAnsi="Times New Roman" w:cs="Times New Roman"/>
         </w:rPr>
-        <w:t xml:space="preserve">Autopsy is a premier open-source digital forensics platform and graphical interface to The Sleuth Kit® and other digital forensics tools. It is widely used by law enforcement, military, and corporate examiners to </w:t>
-      </w:r>
-      <w:proofErr w:type="spellStart"/>
-      <w:r>
-        <w:rPr>
-          <w:rFonts w:ascii="Times New Roman" w:hAnsi="Times New Roman" w:cs="Times New Roman"/>
-        </w:rPr>
-        <w:t>analyze</w:t>
-      </w:r>
-      <w:proofErr w:type="spellEnd"/>
-      <w:r>
-        <w:rPr>
-          <w:rFonts w:ascii="Times New Roman" w:hAnsi="Times New Roman" w:cs="Times New Roman"/>
-        </w:rPr>
-        <w:t xml:space="preserve"> and extract critical data from digital devices.</w:t>
+        <w:t>Autopsy is a premier open-source digital forensics platform and graphical interface to The Sleuth Kit® and other digital forensics tools. It is widely used by law enforcement, military, and corporate examiners to analyze and extract critical data from digital devices.</w:t>
       </w:r>
     </w:p>
     <w:p>
@@ -676,21 +662,7 @@
         <w:rPr>
           <w:rFonts w:ascii="Times New Roman" w:hAnsi="Times New Roman" w:cs="Times New Roman"/>
         </w:rPr>
-        <w:t xml:space="preserve">Enter the case name (e.g., </w:t>
-      </w:r>
-      <w:proofErr w:type="spellStart"/>
-      <w:r>
-        <w:rPr>
-          <w:rFonts w:ascii="Times New Roman" w:hAnsi="Times New Roman" w:cs="Times New Roman"/>
-        </w:rPr>
-        <w:t>Inba_Investgation</w:t>
-      </w:r>
-      <w:proofErr w:type="spellEnd"/>
-      <w:r>
-        <w:rPr>
-          <w:rFonts w:ascii="Times New Roman" w:hAnsi="Times New Roman" w:cs="Times New Roman"/>
-        </w:rPr>
-        <w:t>) and specify the base directory where the case data will be stored.</w:t>
+        <w:t>Enter the case name (e.g., Inba_Investgation) and specify the base directory where the case data will be stored.</w:t>
       </w:r>
     </w:p>
     <w:p>
@@ -1239,7 +1211,7 @@
         </w:rPr>
         <w:lastRenderedPageBreak/>
         <w:drawing>
-          <wp:inline distT="0" distB="0" distL="0" distR="0" wp14:anchorId="71669B12" wp14:editId="718D591C">
+          <wp:inline distT="0" distB="0" distL="0" distR="0" wp14:anchorId="71669B12" wp14:editId="616C4B03">
             <wp:extent cx="5731510" cy="3043555"/>
             <wp:effectExtent l="0" t="0" r="2540" b="4445"/>
             <wp:docPr id="1157756820" name="Picture 5"/>
@@ -1912,21 +1884,7 @@
         <w:rPr>
           <w:rFonts w:ascii="Times New Roman" w:hAnsi="Times New Roman" w:cs="Times New Roman"/>
         </w:rPr>
-        <w:t xml:space="preserve">01 disk image evidence was successfully imported, </w:t>
-      </w:r>
-      <w:proofErr w:type="spellStart"/>
-      <w:r>
-        <w:rPr>
-          <w:rFonts w:ascii="Times New Roman" w:hAnsi="Times New Roman" w:cs="Times New Roman"/>
-        </w:rPr>
-        <w:t>analyzed</w:t>
-      </w:r>
-      <w:proofErr w:type="spellEnd"/>
-      <w:r>
-        <w:rPr>
-          <w:rFonts w:ascii="Times New Roman" w:hAnsi="Times New Roman" w:cs="Times New Roman"/>
-        </w:rPr>
-        <w:t xml:space="preserve"> using ingest modules, and documented via the reporting feature.</w:t>
+        <w:t>01 disk image evidence was successfully imported, analyzed using ingest modules, and documented via the reporting feature.</w:t>
       </w:r>
     </w:p>
     <w:sectPr>

--- a/Experiment-05-Autopsy/Exp_5.docx
+++ b/Experiment-05-Autopsy/Exp_5.docx
@@ -1,6 +1,6 @@
 
 <file path=word/document.xml><?xml version="1.0" encoding="utf-8"?>
-<w:document xmlns:wpc="http://schemas.microsoft.com/office/word/2010/wordprocessingCanvas" xmlns:cx="http://schemas.microsoft.com/office/drawing/2014/chartex" xmlns:cx1="http://schemas.microsoft.com/office/drawing/2015/9/8/chartex" xmlns:cx2="http://schemas.microsoft.com/office/drawing/2015/10/21/chartex" xmlns:cx3="http://schemas.microsoft.com/office/drawing/2016/5/9/chartex" xmlns:cx4="http://schemas.microsoft.com/office/drawing/2016/5/10/chartex" xmlns:cx5="http://schemas.microsoft.com/office/drawing/2016/5/11/chartex" xmlns:cx6="http://schemas.microsoft.com/office/drawing/2016/5/12/chartex" xmlns:cx7="http://schemas.microsoft.com/office/drawing/2016/5/13/chartex" xmlns:cx8="http://schemas.microsoft.com/office/drawing/2016/5/14/chartex" xmlns:mc="http://schemas.openxmlformats.org/markup-compatibility/2006" xmlns:aink="http://schemas.microsoft.com/office/drawing/2016/ink" xmlns:am3d="http://schemas.microsoft.com/office/drawing/2017/model3d" xmlns:o="urn:schemas-microsoft-com:office:office" xmlns:oel="http://schemas.microsoft.com/office/2019/extlst" xmlns:r="http://schemas.openxmlformats.org/officeDocument/2006/relationships" xmlns:m="http://schemas.openxmlformats.org/officeDocument/2006/math" xmlns:v="urn:schemas-microsoft-com:vml" xmlns:wp14="http://schemas.microsoft.com/office/word/2010/wordprocessingDrawing" xmlns:wp="http://schemas.openxmlformats.org/drawingml/2006/wordprocessingDrawing" xmlns:w10="urn:schemas-microsoft-com:office:word" xmlns:w="http://schemas.openxmlformats.org/wordprocessingml/2006/main" xmlns:w14="http://schemas.microsoft.com/office/word/2010/wordml" xmlns:w15="http://schemas.microsoft.com/office/word/2012/wordml" xmlns:w16cei="http://schemas.microsoft.com/office/word/2026/wordml/cei" xmlns:w16cex="http://schemas.microsoft.com/office/word/2018/wordml/cex" xmlns:w16cid="http://schemas.microsoft.com/office/word/2016/wordml/cid" xmlns:w16="http://schemas.microsoft.com/office/word/2018/wordml" xmlns:w16du="http://schemas.microsoft.com/office/word/2023/wordml/word16du" xmlns:w16sdtdh="http://schemas.microsoft.com/office/word/2020/wordml/sdtdatahash" xmlns:w16sdtfl="http://schemas.microsoft.com/office/word/2024/wordml/sdtformatlock" xmlns:w16se="http://schemas.microsoft.com/office/word/2015/wordml/symex" xmlns:wpg="http://schemas.microsoft.com/office/word/2010/wordprocessingGroup" xmlns:wpi="http://schemas.microsoft.com/office/word/2010/wordprocessingInk" xmlns:wne="http://schemas.microsoft.com/office/word/2006/wordml" xmlns:wps="http://schemas.microsoft.com/office/word/2010/wordprocessingShape" mc:Ignorable="w14 w15 w16se w16cid w16 w16cex w16sdtdh w16sdtfl w16du wp14">
+<w:document xmlns:wpc="http://schemas.microsoft.com/office/word/2010/wordprocessingCanvas" xmlns:cx="http://schemas.microsoft.com/office/drawing/2014/chartex" xmlns:cx1="http://schemas.microsoft.com/office/drawing/2015/9/8/chartex" xmlns:cx2="http://schemas.microsoft.com/office/drawing/2015/10/21/chartex" xmlns:cx3="http://schemas.microsoft.com/office/drawing/2016/5/9/chartex" xmlns:cx4="http://schemas.microsoft.com/office/drawing/2016/5/10/chartex" xmlns:cx5="http://schemas.microsoft.com/office/drawing/2016/5/11/chartex" xmlns:cx6="http://schemas.microsoft.com/office/drawing/2016/5/12/chartex" xmlns:cx7="http://schemas.microsoft.com/office/drawing/2016/5/13/chartex" xmlns:cx8="http://schemas.microsoft.com/office/drawing/2016/5/14/chartex" xmlns:mc="http://schemas.openxmlformats.org/markup-compatibility/2006" xmlns:aink="http://schemas.microsoft.com/office/drawing/2016/ink" xmlns:am3d="http://schemas.microsoft.com/office/drawing/2017/model3d" xmlns:o="urn:schemas-microsoft-com:office:office" xmlns:oel="http://schemas.microsoft.com/office/2019/extlst" xmlns:r="http://schemas.openxmlformats.org/officeDocument/2006/relationships" xmlns:m="http://schemas.openxmlformats.org/officeDocument/2006/math" xmlns:v="urn:schemas-microsoft-com:vml" xmlns:wp14="http://schemas.microsoft.com/office/word/2010/wordprocessingDrawing" xmlns:wp="http://schemas.openxmlformats.org/drawingml/2006/wordprocessingDrawing" xmlns:w10="urn:schemas-microsoft-com:office:word" xmlns:w="http://schemas.openxmlformats.org/wordprocessingml/2006/main" xmlns:w14="http://schemas.microsoft.com/office/word/2010/wordml" xmlns:w15="http://schemas.microsoft.com/office/word/2012/wordml" xmlns:w16cex="http://schemas.microsoft.com/office/word/2018/wordml/cex" xmlns:w16cid="http://schemas.microsoft.com/office/word/2016/wordml/cid" xmlns:w16="http://schemas.microsoft.com/office/word/2018/wordml" xmlns:w16du="http://schemas.microsoft.com/office/word/2023/wordml/word16du" xmlns:w16sdtdh="http://schemas.microsoft.com/office/word/2020/wordml/sdtdatahash" xmlns:w16sdtfl="http://schemas.microsoft.com/office/word/2024/wordml/sdtformatlock" xmlns:w16se="http://schemas.microsoft.com/office/word/2015/wordml/symex" xmlns:wpg="http://schemas.microsoft.com/office/word/2010/wordprocessingGroup" xmlns:wpi="http://schemas.microsoft.com/office/word/2010/wordprocessingInk" xmlns:wne="http://schemas.microsoft.com/office/word/2006/wordml" xmlns:wps="http://schemas.microsoft.com/office/word/2010/wordprocessingShape" mc:Ignorable="w14 w15 w16se w16cid w16 w16cex w16sdtdh w16sdtfl w16du wp14">
   <w:body>
     <w:p>
       <w:pPr>
@@ -10,8 +10,8 @@
           <w:rFonts w:ascii="Times New Roman" w:hAnsi="Times New Roman" w:cs="Times New Roman"/>
           <w:b/>
           <w:bCs/>
-          <w:sz w:val="36"/>
-          <w:szCs w:val="36"/>
+          <w:sz w:val="28"/>
+          <w:szCs w:val="28"/>
         </w:rPr>
       </w:pPr>
       <w:r>
@@ -19,10 +19,10 @@
           <w:rFonts w:ascii="Times New Roman" w:hAnsi="Times New Roman" w:cs="Times New Roman"/>
           <w:b/>
           <w:bCs/>
-          <w:sz w:val="36"/>
-          <w:szCs w:val="36"/>
-        </w:rPr>
-        <w:t>Digital Forensics Laboratory</w:t>
+          <w:sz w:val="28"/>
+          <w:szCs w:val="28"/>
+        </w:rPr>
+        <w:t>Digital Forensics Investigation Using Autopsy: Case Creation and Evidence Import</w:t>
       </w:r>
     </w:p>
     <w:p>
@@ -52,6 +52,14 @@
         </w:rPr>
         <w:t xml:space="preserve">                                                                        </w:t>
       </w:r>
+    </w:p>
+    <w:p>
+      <w:pPr>
+        <w:spacing w:line="360" w:lineRule="auto"/>
+        <w:rPr>
+          <w:rFonts w:ascii="Times New Roman" w:hAnsi="Times New Roman" w:cs="Times New Roman"/>
+        </w:rPr>
+      </w:pPr>
       <w:r>
         <w:rPr>
           <w:rFonts w:ascii="Times New Roman" w:hAnsi="Times New Roman" w:cs="Times New Roman"/>
@@ -64,30 +72,7 @@
         <w:rPr>
           <w:rFonts w:ascii="Times New Roman" w:hAnsi="Times New Roman" w:cs="Times New Roman"/>
         </w:rPr>
-        <w:t xml:space="preserve"> August 6, 2026</w:t>
-      </w:r>
-    </w:p>
-    <w:p>
-      <w:pPr>
-        <w:spacing w:line="360" w:lineRule="auto"/>
-        <w:jc w:val="center"/>
-        <w:rPr>
-          <w:rFonts w:ascii="Times New Roman" w:hAnsi="Times New Roman" w:cs="Times New Roman"/>
-        </w:rPr>
-      </w:pPr>
-      <w:r>
-        <w:rPr>
-          <w:rFonts w:ascii="Times New Roman" w:hAnsi="Times New Roman" w:cs="Times New Roman"/>
-          <w:b/>
-          <w:bCs/>
-        </w:rPr>
-        <w:t>TITLE:</w:t>
-      </w:r>
-      <w:r>
-        <w:rPr>
-          <w:rFonts w:ascii="Times New Roman" w:hAnsi="Times New Roman" w:cs="Times New Roman"/>
-        </w:rPr>
-        <w:t xml:space="preserve"> Digital Forensics Investigation Using Autopsy: Case Creation and Evidence Import</w:t>
+        <w:t xml:space="preserve"> </w:t>
       </w:r>
     </w:p>
     <w:p>
@@ -230,7 +215,13 @@
         <w:rPr>
           <w:rFonts w:ascii="Times New Roman" w:hAnsi="Times New Roman" w:cs="Times New Roman"/>
         </w:rPr>
-        <w:t xml:space="preserve"> Disk image files (4Dell Latitude CPi.E01, 4Dell Latitude CPi.E02) downloaded from the provided forensic repository.</w:t>
+        <w:t xml:space="preserve"> Disk image files (4Dell Latitude CPi.E01, </w:t>
+      </w:r>
+      <w:r>
+        <w:rPr>
+          <w:rFonts w:ascii="Times New Roman" w:hAnsi="Times New Roman" w:cs="Times New Roman"/>
+        </w:rPr>
+        <w:t>4Dell Latitude CPi.E02) downloaded from the provided forensic repository.</w:t>
       </w:r>
     </w:p>
     <w:p>
@@ -259,77 +250,7 @@
           <w:b/>
           <w:bCs/>
         </w:rPr>
-        <w:t>3. THEORY</w:t>
-      </w:r>
-    </w:p>
-    <w:p>
-      <w:pPr>
-        <w:spacing w:line="360" w:lineRule="auto"/>
-        <w:jc w:val="both"/>
-        <w:rPr>
-          <w:rFonts w:ascii="Times New Roman" w:hAnsi="Times New Roman" w:cs="Times New Roman"/>
-        </w:rPr>
-      </w:pPr>
-      <w:r>
-        <w:rPr>
-          <w:rFonts w:ascii="Times New Roman" w:hAnsi="Times New Roman" w:cs="Times New Roman"/>
-        </w:rPr>
-        <w:t>Autopsy is a premier open-source digital forensics platform and graphical interface to The Sleuth Kit® and other digital forensics tools. It is widely used by law enforcement, military, and corporate examiners to analyze and extract critical data from digital devices.</w:t>
-      </w:r>
-    </w:p>
-    <w:p>
-      <w:pPr>
-        <w:spacing w:line="360" w:lineRule="auto"/>
-        <w:jc w:val="both"/>
-        <w:rPr>
-          <w:rFonts w:ascii="Times New Roman" w:hAnsi="Times New Roman" w:cs="Times New Roman"/>
-        </w:rPr>
-      </w:pPr>
-      <w:r>
-        <w:rPr>
-          <w:rFonts w:ascii="Times New Roman" w:hAnsi="Times New Roman" w:cs="Times New Roman"/>
-        </w:rPr>
-        <w:t xml:space="preserve">In a standard forensic investigation, raw data or disk images (such </w:t>
-      </w:r>
-      <w:proofErr w:type="gramStart"/>
-      <w:r>
-        <w:rPr>
-          <w:rFonts w:ascii="Times New Roman" w:hAnsi="Times New Roman" w:cs="Times New Roman"/>
-        </w:rPr>
-        <w:t>as .E</w:t>
-      </w:r>
-      <w:proofErr w:type="gramEnd"/>
-      <w:r>
-        <w:rPr>
-          <w:rFonts w:ascii="Times New Roman" w:hAnsi="Times New Roman" w:cs="Times New Roman"/>
-        </w:rPr>
-        <w:t>0</w:t>
-      </w:r>
-      <w:r>
-        <w:rPr>
-          <w:rFonts w:ascii="Times New Roman" w:hAnsi="Times New Roman" w:cs="Times New Roman"/>
-        </w:rPr>
-        <w:t>1</w:t>
-      </w:r>
-      <w:r>
-        <w:rPr>
-          <w:rFonts w:ascii="Times New Roman" w:hAnsi="Times New Roman" w:cs="Times New Roman"/>
-        </w:rPr>
-        <w:t xml:space="preserve">, .dd, </w:t>
-      </w:r>
-      <w:proofErr w:type="gramStart"/>
-      <w:r>
-        <w:rPr>
-          <w:rFonts w:ascii="Times New Roman" w:hAnsi="Times New Roman" w:cs="Times New Roman"/>
-        </w:rPr>
-        <w:t>or .raw</w:t>
-      </w:r>
-      <w:proofErr w:type="gramEnd"/>
-      <w:r>
-        <w:rPr>
-          <w:rFonts w:ascii="Times New Roman" w:hAnsi="Times New Roman" w:cs="Times New Roman"/>
-        </w:rPr>
-        <w:t xml:space="preserve"> formats) are imported into a securely managed "Case". Autopsy utilizes various </w:t>
+        <w:t xml:space="preserve">3. </w:t>
       </w:r>
       <w:r>
         <w:rPr>
@@ -337,72 +258,161 @@
           <w:b/>
           <w:bCs/>
         </w:rPr>
-        <w:t>Ingest Modules</w:t>
-      </w:r>
-      <w:r>
-        <w:rPr>
-          <w:rFonts w:ascii="Times New Roman" w:hAnsi="Times New Roman" w:cs="Times New Roman"/>
-        </w:rPr>
-        <w:t xml:space="preserve"> (like File Type Identification, Keyword Searching, Timeline Analysis, and Hash Lookups) to process this evidence in the background, automatically categorizing artifacts such as web history, file system metadata, and communication records for the examiner to review.</w:t>
-      </w:r>
-    </w:p>
-    <w:p>
-      <w:pPr>
-        <w:spacing w:line="360" w:lineRule="auto"/>
-        <w:jc w:val="both"/>
-        <w:rPr>
-          <w:rFonts w:ascii="Times New Roman" w:hAnsi="Times New Roman" w:cs="Times New Roman"/>
-        </w:rPr>
-      </w:pPr>
-    </w:p>
-    <w:p>
-      <w:pPr>
-        <w:spacing w:line="360" w:lineRule="auto"/>
-        <w:jc w:val="both"/>
-        <w:rPr>
-          <w:rFonts w:ascii="Times New Roman" w:hAnsi="Times New Roman" w:cs="Times New Roman"/>
-        </w:rPr>
-      </w:pPr>
-    </w:p>
-    <w:p>
-      <w:pPr>
-        <w:spacing w:line="360" w:lineRule="auto"/>
-        <w:jc w:val="both"/>
-        <w:rPr>
-          <w:rFonts w:ascii="Times New Roman" w:hAnsi="Times New Roman" w:cs="Times New Roman"/>
-        </w:rPr>
-      </w:pPr>
-    </w:p>
-    <w:p>
-      <w:pPr>
-        <w:spacing w:line="360" w:lineRule="auto"/>
-        <w:jc w:val="both"/>
+        <w:t>DESCRIPTION</w:t>
+      </w:r>
+    </w:p>
+    <w:p>
+      <w:pPr>
+        <w:spacing w:line="360" w:lineRule="auto"/>
+        <w:jc w:val="both"/>
+        <w:rPr>
+          <w:rFonts w:ascii="Times New Roman" w:hAnsi="Times New Roman" w:cs="Times New Roman"/>
+        </w:rPr>
+      </w:pPr>
+      <w:r>
+        <w:rPr>
+          <w:rFonts w:ascii="Times New Roman" w:hAnsi="Times New Roman" w:cs="Times New Roman"/>
+        </w:rPr>
+        <w:t xml:space="preserve">Autopsy is a premier open-source digital forensics platform and graphical interface to The Sleuth Kit and other digital forensics tools. It is widely used by law enforcement, military, and corporate examiners to </w:t>
+      </w:r>
+      <w:proofErr w:type="spellStart"/>
+      <w:r>
+        <w:rPr>
+          <w:rFonts w:ascii="Times New Roman" w:hAnsi="Times New Roman" w:cs="Times New Roman"/>
+        </w:rPr>
+        <w:t>analyze</w:t>
+      </w:r>
+      <w:proofErr w:type="spellEnd"/>
+      <w:r>
+        <w:rPr>
+          <w:rFonts w:ascii="Times New Roman" w:hAnsi="Times New Roman" w:cs="Times New Roman"/>
+        </w:rPr>
+        <w:t xml:space="preserve"> and extract critical data from digital devices.</w:t>
+      </w:r>
+    </w:p>
+    <w:p>
+      <w:pPr>
+        <w:spacing w:line="360" w:lineRule="auto"/>
+        <w:jc w:val="both"/>
+        <w:rPr>
+          <w:rFonts w:ascii="Times New Roman" w:hAnsi="Times New Roman" w:cs="Times New Roman"/>
+        </w:rPr>
+      </w:pPr>
+      <w:r>
+        <w:rPr>
+          <w:rFonts w:ascii="Times New Roman" w:hAnsi="Times New Roman" w:cs="Times New Roman"/>
+        </w:rPr>
+        <w:t xml:space="preserve">In a standard forensic investigation, raw data or disk images (such </w:t>
+      </w:r>
+      <w:proofErr w:type="gramStart"/>
+      <w:r>
+        <w:rPr>
+          <w:rFonts w:ascii="Times New Roman" w:hAnsi="Times New Roman" w:cs="Times New Roman"/>
+        </w:rPr>
+        <w:t>as .E</w:t>
+      </w:r>
+      <w:proofErr w:type="gramEnd"/>
+      <w:r>
+        <w:rPr>
+          <w:rFonts w:ascii="Times New Roman" w:hAnsi="Times New Roman" w:cs="Times New Roman"/>
+        </w:rPr>
+        <w:t>0</w:t>
+      </w:r>
+      <w:r>
+        <w:rPr>
+          <w:rFonts w:ascii="Times New Roman" w:hAnsi="Times New Roman" w:cs="Times New Roman"/>
+        </w:rPr>
+        <w:t>1</w:t>
+      </w:r>
+      <w:r>
+        <w:rPr>
+          <w:rFonts w:ascii="Times New Roman" w:hAnsi="Times New Roman" w:cs="Times New Roman"/>
+        </w:rPr>
+        <w:t xml:space="preserve">, .dd, </w:t>
+      </w:r>
+      <w:proofErr w:type="gramStart"/>
+      <w:r>
+        <w:rPr>
+          <w:rFonts w:ascii="Times New Roman" w:hAnsi="Times New Roman" w:cs="Times New Roman"/>
+        </w:rPr>
+        <w:t>or .raw</w:t>
+      </w:r>
+      <w:proofErr w:type="gramEnd"/>
+      <w:r>
+        <w:rPr>
+          <w:rFonts w:ascii="Times New Roman" w:hAnsi="Times New Roman" w:cs="Times New Roman"/>
+        </w:rPr>
+        <w:t xml:space="preserve"> formats) are imported into a securely managed "Case". Autopsy utilizes various </w:t>
+      </w:r>
+      <w:r>
         <w:rPr>
           <w:rFonts w:ascii="Times New Roman" w:hAnsi="Times New Roman" w:cs="Times New Roman"/>
           <w:b/>
           <w:bCs/>
         </w:rPr>
-      </w:pPr>
-      <w:r>
+        <w:t>Ingest Modules</w:t>
+      </w:r>
+      <w:r>
+        <w:rPr>
+          <w:rFonts w:ascii="Times New Roman" w:hAnsi="Times New Roman" w:cs="Times New Roman"/>
+        </w:rPr>
+        <w:t xml:space="preserve"> (like File Type Identification, Keyword Searching, Timeline Analysis, and Hash Lookups) to process this evidence in the background, automatically categorizing artifacts such as web history, file system metadata, and communication records for the examiner to review.</w:t>
+      </w:r>
+      <w:r>
+        <w:rPr>
+          <w:rFonts w:ascii="Times New Roman" w:hAnsi="Times New Roman" w:cs="Times New Roman"/>
+        </w:rPr>
+        <w:t xml:space="preserve">  </w:t>
+      </w:r>
+      <w:r>
+        <w:rPr>
+          <w:rFonts w:ascii="Times New Roman" w:hAnsi="Times New Roman" w:cs="Times New Roman"/>
+        </w:rPr>
+        <w:t xml:space="preserve">Autopsy is the premier end-to-end </w:t>
+      </w:r>
+      <w:proofErr w:type="gramStart"/>
+      <w:r>
+        <w:rPr>
+          <w:rFonts w:ascii="Times New Roman" w:hAnsi="Times New Roman" w:cs="Times New Roman"/>
+        </w:rPr>
+        <w:t>open source</w:t>
+      </w:r>
+      <w:proofErr w:type="gramEnd"/>
+      <w:r>
+        <w:rPr>
+          <w:rFonts w:ascii="Times New Roman" w:hAnsi="Times New Roman" w:cs="Times New Roman"/>
+        </w:rPr>
+        <w:t xml:space="preserve"> digital forensics platform. Built by Sleuth Kit Labs with the core features you expect in commercial forensic tools, Autopsy is a fast, thorough, and efficient hard drive investigation solution that evolves with your needs.</w:t>
+      </w:r>
+    </w:p>
+    <w:p>
+      <w:pPr>
+        <w:spacing w:line="360" w:lineRule="auto"/>
+        <w:jc w:val="both"/>
+        <w:rPr>
+          <w:rFonts w:ascii="Times New Roman" w:hAnsi="Times New Roman" w:cs="Times New Roman"/>
+        </w:rPr>
+      </w:pPr>
+    </w:p>
+    <w:p>
+      <w:pPr>
+        <w:spacing w:line="360" w:lineRule="auto"/>
+        <w:jc w:val="both"/>
         <w:rPr>
           <w:rFonts w:ascii="Times New Roman" w:hAnsi="Times New Roman" w:cs="Times New Roman"/>
           <w:b/>
           <w:bCs/>
         </w:rPr>
+      </w:pPr>
+      <w:r>
+        <w:rPr>
+          <w:rFonts w:ascii="Times New Roman" w:hAnsi="Times New Roman" w:cs="Times New Roman"/>
+          <w:b/>
+          <w:bCs/>
+        </w:rPr>
         <w:lastRenderedPageBreak/>
         <w:t>4. PROCEDURE</w:t>
       </w:r>
-    </w:p>
-    <w:p>
-      <w:pPr>
-        <w:spacing w:line="360" w:lineRule="auto"/>
-        <w:jc w:val="both"/>
-        <w:rPr>
-          <w:rFonts w:ascii="Times New Roman" w:hAnsi="Times New Roman" w:cs="Times New Roman"/>
-          <w:b/>
-          <w:bCs/>
-        </w:rPr>
-      </w:pPr>
     </w:p>
     <w:p>
       <w:pPr>
@@ -529,7 +539,7 @@
           <w:noProof/>
         </w:rPr>
         <w:drawing>
-          <wp:inline distT="0" distB="0" distL="0" distR="0" wp14:anchorId="4F1AE083" wp14:editId="4CDABC35">
+          <wp:inline distT="0" distB="0" distL="0" distR="0" wp14:anchorId="2E77E534" wp14:editId="48A0CB9D">
             <wp:extent cx="5731510" cy="3678382"/>
             <wp:effectExtent l="0" t="0" r="2540" b="0"/>
             <wp:docPr id="1729642387" name="Picture 1"/>
@@ -662,7 +672,21 @@
         <w:rPr>
           <w:rFonts w:ascii="Times New Roman" w:hAnsi="Times New Roman" w:cs="Times New Roman"/>
         </w:rPr>
-        <w:t>Enter the case name (e.g., Inba_Investgation) and specify the base directory where the case data will be stored.</w:t>
+        <w:t xml:space="preserve">Enter the case name (e.g., </w:t>
+      </w:r>
+      <w:proofErr w:type="spellStart"/>
+      <w:r>
+        <w:rPr>
+          <w:rFonts w:ascii="Times New Roman" w:hAnsi="Times New Roman" w:cs="Times New Roman"/>
+        </w:rPr>
+        <w:t>Inba_Investgation</w:t>
+      </w:r>
+      <w:proofErr w:type="spellEnd"/>
+      <w:r>
+        <w:rPr>
+          <w:rFonts w:ascii="Times New Roman" w:hAnsi="Times New Roman" w:cs="Times New Roman"/>
+        </w:rPr>
+        <w:t>) and specify the base directory where the case data will be stored.</w:t>
       </w:r>
     </w:p>
     <w:p>
@@ -747,7 +771,7 @@
           <w:noProof/>
         </w:rPr>
         <w:drawing>
-          <wp:inline distT="0" distB="0" distL="0" distR="0" wp14:anchorId="63DA9D6A" wp14:editId="305029AF">
+          <wp:inline distT="0" distB="0" distL="0" distR="0" wp14:anchorId="5BB02A10" wp14:editId="104A9476">
             <wp:extent cx="5731510" cy="3406140"/>
             <wp:effectExtent l="0" t="0" r="2540" b="3810"/>
             <wp:docPr id="1749881941" name="Picture 2"/>
@@ -812,25 +836,22 @@
           <w:rFonts w:ascii="Times New Roman" w:hAnsi="Times New Roman" w:cs="Times New Roman"/>
         </w:rPr>
       </w:pPr>
-    </w:p>
-    <w:p>
-      <w:pPr>
-        <w:spacing w:line="360" w:lineRule="auto"/>
-        <w:jc w:val="center"/>
-        <w:rPr>
-          <w:rFonts w:ascii="Times New Roman" w:hAnsi="Times New Roman" w:cs="Times New Roman"/>
-          <w:i/>
-          <w:iCs/>
-        </w:rPr>
-      </w:pPr>
       <w:r>
         <w:rPr>
           <w:noProof/>
         </w:rPr>
         <w:drawing>
-          <wp:inline distT="0" distB="0" distL="0" distR="0" wp14:anchorId="3E3207B3" wp14:editId="006FB1ED">
-            <wp:extent cx="5731510" cy="3406775"/>
-            <wp:effectExtent l="0" t="0" r="2540" b="3175"/>
+          <wp:anchor distT="0" distB="0" distL="114300" distR="114300" simplePos="0" relativeHeight="251659264" behindDoc="0" locked="0" layoutInCell="1" allowOverlap="1" wp14:anchorId="182E34E2" wp14:editId="3FAF768D">
+            <wp:simplePos x="0" y="0"/>
+            <wp:positionH relativeFrom="column">
+              <wp:posOffset>0</wp:posOffset>
+            </wp:positionH>
+            <wp:positionV relativeFrom="paragraph">
+              <wp:posOffset>523240</wp:posOffset>
+            </wp:positionV>
+            <wp:extent cx="5731510" cy="3557905"/>
+            <wp:effectExtent l="0" t="0" r="2540" b="4445"/>
+            <wp:wrapTopAndBottom/>
             <wp:docPr id="1634120445" name="Picture 3"/>
             <wp:cNvGraphicFramePr>
               <a:graphicFrameLocks xmlns:a="http://schemas.openxmlformats.org/drawingml/2006/main" noChangeAspect="1"/>
@@ -860,7 +881,7 @@
                   <pic:spPr bwMode="auto">
                     <a:xfrm>
                       <a:off x="0" y="0"/>
-                      <a:ext cx="5731510" cy="3406775"/>
+                      <a:ext cx="5731510" cy="3557905"/>
                     </a:xfrm>
                     <a:prstGeom prst="rect">
                       <a:avLst/>
@@ -873,16 +894,149 @@
                 </pic:pic>
               </a:graphicData>
             </a:graphic>
-          </wp:inline>
+            <wp14:sizeRelV relativeFrom="margin">
+              <wp14:pctHeight>0</wp14:pctHeight>
+            </wp14:sizeRelV>
+          </wp:anchor>
         </w:drawing>
       </w:r>
-      <w:r>
+    </w:p>
+    <w:p>
+      <w:pPr>
+        <w:spacing w:line="360" w:lineRule="auto"/>
+        <w:jc w:val="center"/>
         <w:rPr>
           <w:rFonts w:ascii="Times New Roman" w:hAnsi="Times New Roman" w:cs="Times New Roman"/>
           <w:i/>
           <w:iCs/>
         </w:rPr>
-        <w:t>Figure 3: Entering Optional Information including Examiner details</w:t>
+      </w:pPr>
+      <w:r>
+        <w:rPr>
+          <w:noProof/>
+        </w:rPr>
+        <w:lastRenderedPageBreak/>
+        <mc:AlternateContent>
+          <mc:Choice Requires="wps">
+            <w:drawing>
+              <wp:anchor distT="0" distB="0" distL="114300" distR="114300" simplePos="0" relativeHeight="251660288" behindDoc="0" locked="0" layoutInCell="1" allowOverlap="1" wp14:anchorId="4963DEC2" wp14:editId="176582A9">
+                <wp:simplePos x="0" y="0"/>
+                <wp:positionH relativeFrom="column">
+                  <wp:posOffset>0</wp:posOffset>
+                </wp:positionH>
+                <wp:positionV relativeFrom="paragraph">
+                  <wp:posOffset>3822700</wp:posOffset>
+                </wp:positionV>
+                <wp:extent cx="5731510" cy="635"/>
+                <wp:effectExtent l="0" t="0" r="2540" b="7620"/>
+                <wp:wrapTopAndBottom/>
+                <wp:docPr id="704156159" name="Text Box 1"/>
+                <wp:cNvGraphicFramePr/>
+                <a:graphic xmlns:a="http://schemas.openxmlformats.org/drawingml/2006/main">
+                  <a:graphicData uri="http://schemas.microsoft.com/office/word/2010/wordprocessingShape">
+                    <wps:wsp>
+                      <wps:cNvSpPr txBox="1"/>
+                      <wps:spPr>
+                        <a:xfrm>
+                          <a:off x="0" y="0"/>
+                          <a:ext cx="5731510" cy="635"/>
+                        </a:xfrm>
+                        <a:prstGeom prst="rect">
+                          <a:avLst/>
+                        </a:prstGeom>
+                        <a:noFill/>
+                        <a:ln>
+                          <a:noFill/>
+                        </a:ln>
+                      </wps:spPr>
+                      <wps:style>
+                        <a:lnRef idx="2">
+                          <a:schemeClr val="dk1"/>
+                        </a:lnRef>
+                        <a:fillRef idx="1">
+                          <a:schemeClr val="lt1"/>
+                        </a:fillRef>
+                        <a:effectRef idx="0">
+                          <a:schemeClr val="dk1"/>
+                        </a:effectRef>
+                        <a:fontRef idx="minor">
+                          <a:schemeClr val="dk1"/>
+                        </a:fontRef>
+                      </wps:style>
+                      <wps:txbx>
+                        <w:txbxContent>
+                          <w:p>
+                            <w:pPr>
+                              <w:pStyle w:val="Caption"/>
+                              <w:jc w:val="center"/>
+                              <w:rPr>
+                                <w:noProof/>
+                                <w:color w:val="auto"/>
+                                <w:sz w:val="24"/>
+                                <w:szCs w:val="24"/>
+                              </w:rPr>
+                            </w:pPr>
+                            <w:r>
+                              <w:rPr>
+                                <w:rFonts w:ascii="Times New Roman" w:hAnsi="Times New Roman" w:cs="Times New Roman"/>
+                                <w:color w:val="auto"/>
+                                <w:sz w:val="24"/>
+                                <w:szCs w:val="24"/>
+                              </w:rPr>
+                              <w:t>Figure 3: Entering Optional Information including Examiner detail</w:t>
+                            </w:r>
+                          </w:p>
+                        </w:txbxContent>
+                      </wps:txbx>
+                      <wps:bodyPr rot="0" spcFirstLastPara="0" vertOverflow="overflow" horzOverflow="overflow" vert="horz" wrap="square" lIns="0" tIns="0" rIns="0" bIns="0" numCol="1" spcCol="0" rtlCol="0" fromWordArt="0" anchor="t" anchorCtr="0" forceAA="0" compatLnSpc="1">
+                        <a:prstTxWarp prst="textNoShape">
+                          <a:avLst/>
+                        </a:prstTxWarp>
+                        <a:spAutoFit/>
+                      </wps:bodyPr>
+                    </wps:wsp>
+                  </a:graphicData>
+                </a:graphic>
+              </wp:anchor>
+            </w:drawing>
+          </mc:Choice>
+          <mc:Fallback>
+            <w:pict>
+              <v:shapetype w14:anchorId="4963DEC2" id="_x0000_t202" coordsize="21600,21600" o:spt="202" path="m,l,21600r21600,l21600,xe">
+                <v:stroke joinstyle="miter"/>
+                <v:path gradientshapeok="t" o:connecttype="rect"/>
+              </v:shapetype>
+              <v:shape id="Text Box 1" o:spid="_x0000_s1026" type="#_x0000_t202" style="position:absolute;left:0;text-align:left;margin-left:0;margin-top:301pt;width:451.3pt;height:.05pt;z-index:251660288;visibility:visible;mso-wrap-style:square;mso-wrap-distance-left:9pt;mso-wrap-distance-top:0;mso-wrap-distance-right:9pt;mso-wrap-distance-bottom:0;mso-position-horizontal:absolute;mso-position-horizontal-relative:text;mso-position-vertical:absolute;mso-position-vertical-relative:text;v-text-anchor:top" o:gfxdata="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" filled="f" stroked="f" strokeweight="1pt">
+                <v:textbox style="mso-fit-shape-to-text:t" inset="0,0,0,0">
+                  <w:txbxContent>
+                    <w:p>
+                      <w:pPr>
+                        <w:pStyle w:val="Caption"/>
+                        <w:jc w:val="center"/>
+                        <w:rPr>
+                          <w:noProof/>
+                          <w:color w:val="auto"/>
+                          <w:sz w:val="24"/>
+                          <w:szCs w:val="24"/>
+                        </w:rPr>
+                      </w:pPr>
+                      <w:r>
+                        <w:rPr>
+                          <w:rFonts w:ascii="Times New Roman" w:hAnsi="Times New Roman" w:cs="Times New Roman"/>
+                          <w:color w:val="auto"/>
+                          <w:sz w:val="24"/>
+                          <w:szCs w:val="24"/>
+                        </w:rPr>
+                        <w:t>Figure 3: Entering Optional Information including Examiner detail</w:t>
+                      </w:r>
+                    </w:p>
+                  </w:txbxContent>
+                </v:textbox>
+                <w10:wrap type="topAndBottom"/>
+              </v:shape>
+            </w:pict>
+          </mc:Fallback>
+        </mc:AlternateContent>
       </w:r>
     </w:p>
     <w:p>
@@ -901,7 +1055,6 @@
           <w:b/>
           <w:bCs/>
         </w:rPr>
-        <w:lastRenderedPageBreak/>
         <w:t>Step 3: Adding a Data Source</w:t>
       </w:r>
     </w:p>
@@ -984,43 +1137,20 @@
       </w:pPr>
       <w:r>
         <w:rPr>
-          <w:rFonts w:ascii="Times New Roman" w:hAnsi="Times New Roman" w:cs="Times New Roman"/>
-        </w:rPr>
-        <w:t xml:space="preserve">Click </w:t>
-      </w:r>
-      <w:r>
-        <w:rPr>
-          <w:rFonts w:ascii="Times New Roman" w:hAnsi="Times New Roman" w:cs="Times New Roman"/>
-          <w:b/>
-          <w:bCs/>
-        </w:rPr>
-        <w:t>Next</w:t>
-      </w:r>
-      <w:r>
-        <w:rPr>
-          <w:rFonts w:ascii="Times New Roman" w:hAnsi="Times New Roman" w:cs="Times New Roman"/>
-        </w:rPr>
-        <w:t xml:space="preserve"> to start the analysis.</w:t>
-      </w:r>
-    </w:p>
-    <w:p>
-      <w:pPr>
-        <w:spacing w:line="360" w:lineRule="auto"/>
-        <w:jc w:val="center"/>
-        <w:rPr>
-          <w:rFonts w:ascii="Times New Roman" w:hAnsi="Times New Roman" w:cs="Times New Roman"/>
-          <w:i/>
-          <w:iCs/>
-        </w:rPr>
-      </w:pPr>
-      <w:r>
-        <w:rPr>
           <w:noProof/>
         </w:rPr>
         <w:drawing>
-          <wp:inline distT="0" distB="0" distL="0" distR="0" wp14:anchorId="2DC3F577" wp14:editId="5FC056E7">
+          <wp:anchor distT="0" distB="0" distL="114300" distR="114300" simplePos="0" relativeHeight="251661312" behindDoc="0" locked="0" layoutInCell="1" allowOverlap="1" wp14:anchorId="2C523A21" wp14:editId="698CC852">
+            <wp:simplePos x="0" y="0"/>
+            <wp:positionH relativeFrom="column">
+              <wp:posOffset>0</wp:posOffset>
+            </wp:positionH>
+            <wp:positionV relativeFrom="paragraph">
+              <wp:posOffset>424180</wp:posOffset>
+            </wp:positionV>
             <wp:extent cx="5731510" cy="3616960"/>
             <wp:effectExtent l="0" t="0" r="2540" b="2540"/>
+            <wp:wrapTopAndBottom/>
             <wp:docPr id="1631858700" name="Picture 4"/>
             <wp:cNvGraphicFramePr>
               <a:graphicFrameLocks xmlns:a="http://schemas.openxmlformats.org/drawingml/2006/main" noChangeAspect="1"/>
@@ -1063,9 +1193,40 @@
                 </pic:pic>
               </a:graphicData>
             </a:graphic>
-          </wp:inline>
+          </wp:anchor>
         </w:drawing>
       </w:r>
+      <w:r>
+        <w:rPr>
+          <w:rFonts w:ascii="Times New Roman" w:hAnsi="Times New Roman" w:cs="Times New Roman"/>
+        </w:rPr>
+        <w:t xml:space="preserve">Click </w:t>
+      </w:r>
+      <w:r>
+        <w:rPr>
+          <w:rFonts w:ascii="Times New Roman" w:hAnsi="Times New Roman" w:cs="Times New Roman"/>
+          <w:b/>
+          <w:bCs/>
+        </w:rPr>
+        <w:t>Next</w:t>
+      </w:r>
+      <w:r>
+        <w:rPr>
+          <w:rFonts w:ascii="Times New Roman" w:hAnsi="Times New Roman" w:cs="Times New Roman"/>
+        </w:rPr>
+        <w:t xml:space="preserve"> to start the analysis.</w:t>
+      </w:r>
+    </w:p>
+    <w:p>
+      <w:pPr>
+        <w:spacing w:line="360" w:lineRule="auto"/>
+        <w:jc w:val="center"/>
+        <w:rPr>
+          <w:rFonts w:ascii="Times New Roman" w:hAnsi="Times New Roman" w:cs="Times New Roman"/>
+          <w:i/>
+          <w:iCs/>
+        </w:rPr>
+      </w:pPr>
       <w:r>
         <w:rPr>
           <w:rFonts w:ascii="Times New Roman" w:hAnsi="Times New Roman" w:cs="Times New Roman"/>
@@ -1190,16 +1351,6 @@
     <w:p>
       <w:pPr>
         <w:spacing w:line="360" w:lineRule="auto"/>
-        <w:ind w:left="720"/>
-        <w:jc w:val="both"/>
-        <w:rPr>
-          <w:rFonts w:ascii="Times New Roman" w:hAnsi="Times New Roman" w:cs="Times New Roman"/>
-        </w:rPr>
-      </w:pPr>
-    </w:p>
-    <w:p>
-      <w:pPr>
-        <w:spacing w:line="360" w:lineRule="auto"/>
         <w:jc w:val="center"/>
         <w:rPr>
           <w:rFonts w:ascii="Times New Roman" w:hAnsi="Times New Roman" w:cs="Times New Roman"/>
@@ -1211,7 +1362,7 @@
         </w:rPr>
         <w:lastRenderedPageBreak/>
         <w:drawing>
-          <wp:inline distT="0" distB="0" distL="0" distR="0" wp14:anchorId="71669B12" wp14:editId="616C4B03">
+          <wp:inline distT="0" distB="0" distL="0" distR="0" wp14:anchorId="58EDE4CE" wp14:editId="396F85B5">
             <wp:extent cx="5731510" cy="3043555"/>
             <wp:effectExtent l="0" t="0" r="2540" b="4445"/>
             <wp:docPr id="1157756820" name="Picture 5"/>
@@ -1328,27 +1479,20 @@
       </w:pPr>
       <w:r>
         <w:rPr>
-          <w:rFonts w:ascii="Times New Roman" w:hAnsi="Times New Roman" w:cs="Times New Roman"/>
-        </w:rPr>
-        <w:t>Select an individual file (e.g., audio files under the Audio category) to view its hex, text, application, or file metadata in the lower pane.</w:t>
-      </w:r>
-    </w:p>
-    <w:p>
-      <w:pPr>
-        <w:spacing w:line="360" w:lineRule="auto"/>
-        <w:jc w:val="center"/>
-        <w:rPr>
-          <w:rFonts w:ascii="Times New Roman" w:hAnsi="Times New Roman" w:cs="Times New Roman"/>
-        </w:rPr>
-      </w:pPr>
-      <w:r>
-        <w:rPr>
           <w:noProof/>
         </w:rPr>
         <w:drawing>
-          <wp:inline distT="0" distB="0" distL="0" distR="0" wp14:anchorId="106C3825" wp14:editId="2FB57557">
-            <wp:extent cx="5731510" cy="3332018"/>
-            <wp:effectExtent l="0" t="0" r="2540" b="1905"/>
+          <wp:anchor distT="0" distB="0" distL="114300" distR="114300" simplePos="0" relativeHeight="251662336" behindDoc="0" locked="0" layoutInCell="1" allowOverlap="1" wp14:anchorId="0669468D" wp14:editId="0FC441E1">
+            <wp:simplePos x="0" y="0"/>
+            <wp:positionH relativeFrom="column">
+              <wp:posOffset>1905</wp:posOffset>
+            </wp:positionH>
+            <wp:positionV relativeFrom="paragraph">
+              <wp:posOffset>764540</wp:posOffset>
+            </wp:positionV>
+            <wp:extent cx="5730875" cy="3149600"/>
+            <wp:effectExtent l="0" t="0" r="3175" b="0"/>
+            <wp:wrapTopAndBottom/>
             <wp:docPr id="1105057151" name="Picture 6"/>
             <wp:cNvGraphicFramePr>
               <a:graphicFrameLocks xmlns:a="http://schemas.openxmlformats.org/drawingml/2006/main" noChangeAspect="1"/>
@@ -1378,7 +1522,7 @@
                   <pic:spPr bwMode="auto">
                     <a:xfrm>
                       <a:off x="0" y="0"/>
-                      <a:ext cx="5734744" cy="3333898"/>
+                      <a:ext cx="5730875" cy="3149600"/>
                     </a:xfrm>
                     <a:prstGeom prst="rect">
                       <a:avLst/>
@@ -1391,9 +1535,30 @@
                 </pic:pic>
               </a:graphicData>
             </a:graphic>
-          </wp:inline>
+          </wp:anchor>
         </w:drawing>
       </w:r>
+      <w:r>
+        <w:rPr>
+          <w:rFonts w:ascii="Times New Roman" w:hAnsi="Times New Roman" w:cs="Times New Roman"/>
+        </w:rPr>
+        <w:t>Select an individual file (e.g., audio files under the Audio category) to view its hex, text, application, or file metadata in the lower pane.</w:t>
+      </w:r>
+      <w:r>
+        <w:rPr>
+          <w:noProof/>
+        </w:rPr>
+        <w:t xml:space="preserve"> </w:t>
+      </w:r>
+    </w:p>
+    <w:p>
+      <w:pPr>
+        <w:spacing w:line="360" w:lineRule="auto"/>
+        <w:jc w:val="center"/>
+        <w:rPr>
+          <w:rFonts w:ascii="Times New Roman" w:hAnsi="Times New Roman" w:cs="Times New Roman"/>
+        </w:rPr>
+      </w:pPr>
       <w:r>
         <w:rPr>
           <w:rFonts w:ascii="Times New Roman" w:hAnsi="Times New Roman" w:cs="Times New Roman"/>
@@ -1549,31 +1714,38 @@
     <w:p>
       <w:pPr>
         <w:spacing w:line="360" w:lineRule="auto"/>
+        <w:ind w:left="360"/>
+        <w:jc w:val="both"/>
+        <w:rPr>
+          <w:rFonts w:ascii="Times New Roman" w:hAnsi="Times New Roman" w:cs="Times New Roman"/>
+        </w:rPr>
+      </w:pPr>
+    </w:p>
+    <w:p>
+      <w:pPr>
+        <w:spacing w:line="360" w:lineRule="auto"/>
         <w:ind w:left="720"/>
         <w:jc w:val="both"/>
         <w:rPr>
           <w:rFonts w:ascii="Times New Roman" w:hAnsi="Times New Roman" w:cs="Times New Roman"/>
         </w:rPr>
       </w:pPr>
-    </w:p>
-    <w:p>
-      <w:pPr>
-        <w:spacing w:line="360" w:lineRule="auto"/>
-        <w:jc w:val="center"/>
-        <w:rPr>
-          <w:rFonts w:ascii="Times New Roman" w:hAnsi="Times New Roman" w:cs="Times New Roman"/>
-          <w:i/>
-          <w:iCs/>
-        </w:rPr>
-      </w:pPr>
       <w:r>
         <w:rPr>
           <w:noProof/>
         </w:rPr>
         <w:drawing>
-          <wp:inline distT="0" distB="0" distL="0" distR="0" wp14:anchorId="2DD16571" wp14:editId="3D0929BD">
+          <wp:anchor distT="0" distB="0" distL="114300" distR="114300" simplePos="0" relativeHeight="251663360" behindDoc="0" locked="0" layoutInCell="1" allowOverlap="1" wp14:anchorId="7720001E" wp14:editId="21B1859F">
+            <wp:simplePos x="0" y="0"/>
+            <wp:positionH relativeFrom="column">
+              <wp:posOffset>0</wp:posOffset>
+            </wp:positionH>
+            <wp:positionV relativeFrom="paragraph">
+              <wp:posOffset>431800</wp:posOffset>
+            </wp:positionV>
             <wp:extent cx="5731510" cy="3585210"/>
             <wp:effectExtent l="0" t="0" r="2540" b="0"/>
+            <wp:wrapTopAndBottom/>
             <wp:docPr id="1016367182" name="Picture 7"/>
             <wp:cNvGraphicFramePr>
               <a:graphicFrameLocks xmlns:a="http://schemas.openxmlformats.org/drawingml/2006/main" noChangeAspect="1"/>
@@ -1616,28 +1788,28 @@
                 </pic:pic>
               </a:graphicData>
             </a:graphic>
-          </wp:inline>
+          </wp:anchor>
         </w:drawing>
       </w:r>
-      <w:r>
+    </w:p>
+    <w:p>
+      <w:pPr>
+        <w:spacing w:line="360" w:lineRule="auto"/>
+        <w:jc w:val="center"/>
         <w:rPr>
           <w:rFonts w:ascii="Times New Roman" w:hAnsi="Times New Roman" w:cs="Times New Roman"/>
           <w:i/>
           <w:iCs/>
         </w:rPr>
-        <w:t>Figure 7: Selecting the report module format</w:t>
-      </w:r>
-    </w:p>
-    <w:p>
-      <w:pPr>
-        <w:spacing w:line="360" w:lineRule="auto"/>
-        <w:jc w:val="center"/>
+      </w:pPr>
+      <w:r>
         <w:rPr>
           <w:rFonts w:ascii="Times New Roman" w:hAnsi="Times New Roman" w:cs="Times New Roman"/>
           <w:i/>
           <w:iCs/>
         </w:rPr>
-      </w:pPr>
+        <w:t>Figure 7: Selecting the report module format</w:t>
+      </w:r>
     </w:p>
     <w:p>
       <w:pPr>
@@ -1685,7 +1857,7 @@
           <w:noProof/>
         </w:rPr>
         <w:drawing>
-          <wp:inline distT="0" distB="0" distL="0" distR="0" wp14:anchorId="75DB698F" wp14:editId="489B611B">
+          <wp:inline distT="0" distB="0" distL="0" distR="0" wp14:anchorId="325FEF04" wp14:editId="25614685">
             <wp:extent cx="5731510" cy="3631565"/>
             <wp:effectExtent l="0" t="0" r="2540" b="6985"/>
             <wp:docPr id="962994075" name="Picture 8"/>
@@ -1884,12 +2056,32 @@
         <w:rPr>
           <w:rFonts w:ascii="Times New Roman" w:hAnsi="Times New Roman" w:cs="Times New Roman"/>
         </w:rPr>
-        <w:t>01 disk image evidence was successfully imported, analyzed using ingest modules, and documented via the reporting feature.</w:t>
+        <w:t xml:space="preserve">01 disk image evidence was successfully imported, </w:t>
+      </w:r>
+      <w:proofErr w:type="spellStart"/>
+      <w:r>
+        <w:rPr>
+          <w:rFonts w:ascii="Times New Roman" w:hAnsi="Times New Roman" w:cs="Times New Roman"/>
+        </w:rPr>
+        <w:t>analyzed</w:t>
+      </w:r>
+      <w:proofErr w:type="spellEnd"/>
+      <w:r>
+        <w:rPr>
+          <w:rFonts w:ascii="Times New Roman" w:hAnsi="Times New Roman" w:cs="Times New Roman"/>
+        </w:rPr>
+        <w:t xml:space="preserve"> using ingest modules, and documented via the reporting feature.</w:t>
       </w:r>
     </w:p>
     <w:sectPr>
       <w:pgSz w:w="11906" w:h="16838"/>
       <w:pgMar w:top="1440" w:right="1440" w:bottom="1440" w:left="1440" w:header="708" w:footer="708" w:gutter="0"/>
+      <w:pgBorders w:offsetFrom="page">
+        <w:top w:val="single" w:sz="4" w:space="24" w:color="auto"/>
+        <w:left w:val="single" w:sz="4" w:space="24" w:color="auto"/>
+        <w:bottom w:val="single" w:sz="4" w:space="24" w:color="auto"/>
+        <w:right w:val="single" w:sz="4" w:space="24" w:color="auto"/>
+      </w:pgBorders>
       <w:cols w:space="708"/>
       <w:docGrid w:linePitch="360"/>
     </w:sectPr>
@@ -1898,7 +2090,7 @@
 </file>
 
 <file path=word/numbering.xml><?xml version="1.0" encoding="utf-8"?>
-<w:numbering xmlns:wpc="http://schemas.microsoft.com/office/word/2010/wordprocessingCanvas" xmlns:cx="http://schemas.microsoft.com/office/drawing/2014/chartex" xmlns:cx1="http://schemas.microsoft.com/office/drawing/2015/9/8/chartex" xmlns:cx2="http://schemas.microsoft.com/office/drawing/2015/10/21/chartex" xmlns:cx3="http://schemas.microsoft.com/office/drawing/2016/5/9/chartex" xmlns:cx4="http://schemas.microsoft.com/office/drawing/2016/5/10/chartex" xmlns:cx5="http://schemas.microsoft.com/office/drawing/2016/5/11/chartex" xmlns:cx6="http://schemas.microsoft.com/office/drawing/2016/5/12/chartex" xmlns:cx7="http://schemas.microsoft.com/office/drawing/2016/5/13/chartex" xmlns:cx8="http://schemas.microsoft.com/office/drawing/2016/5/14/chartex" xmlns:mc="http://schemas.openxmlformats.org/markup-compatibility/2006" xmlns:aink="http://schemas.microsoft.com/office/drawing/2016/ink" xmlns:am3d="http://schemas.microsoft.com/office/drawing/2017/model3d" xmlns:o="urn:schemas-microsoft-com:office:office" xmlns:oel="http://schemas.microsoft.com/office/2019/extlst" xmlns:r="http://schemas.openxmlformats.org/officeDocument/2006/relationships" xmlns:m="http://schemas.openxmlformats.org/officeDocument/2006/math" xmlns:v="urn:schemas-microsoft-com:vml" xmlns:wp14="http://schemas.microsoft.com/office/word/2010/wordprocessingDrawing" xmlns:wp="http://schemas.openxmlformats.org/drawingml/2006/wordprocessingDrawing" xmlns:w10="urn:schemas-microsoft-com:office:word" xmlns:w="http://schemas.openxmlformats.org/wordprocessingml/2006/main" xmlns:w14="http://schemas.microsoft.com/office/word/2010/wordml" xmlns:w15="http://schemas.microsoft.com/office/word/2012/wordml" xmlns:w16cei="http://schemas.microsoft.com/office/word/2026/wordml/cei" xmlns:w16cex="http://schemas.microsoft.com/office/word/2018/wordml/cex" xmlns:w16cid="http://schemas.microsoft.com/office/word/2016/wordml/cid" xmlns:w16="http://schemas.microsoft.com/office/word/2018/wordml" xmlns:w16du="http://schemas.microsoft.com/office/word/2023/wordml/word16du" xmlns:w16sdtdh="http://schemas.microsoft.com/office/word/2020/wordml/sdtdatahash" xmlns:w16sdtfl="http://schemas.microsoft.com/office/word/2024/wordml/sdtformatlock" xmlns:w16se="http://schemas.microsoft.com/office/word/2015/wordml/symex" xmlns:wpg="http://schemas.microsoft.com/office/word/2010/wordprocessingGroup" xmlns:wpi="http://schemas.microsoft.com/office/word/2010/wordprocessingInk" xmlns:wne="http://schemas.microsoft.com/office/word/2006/wordml" xmlns:wps="http://schemas.microsoft.com/office/word/2010/wordprocessingShape" mc:Ignorable="w14 w15 w16se w16cid w16 w16cex w16sdtdh w16sdtfl w16du wp14">
+<w:numbering xmlns:wpc="http://schemas.microsoft.com/office/word/2010/wordprocessingCanvas" xmlns:cx="http://schemas.microsoft.com/office/drawing/2014/chartex" xmlns:cx1="http://schemas.microsoft.com/office/drawing/2015/9/8/chartex" xmlns:cx2="http://schemas.microsoft.com/office/drawing/2015/10/21/chartex" xmlns:cx3="http://schemas.microsoft.com/office/drawing/2016/5/9/chartex" xmlns:cx4="http://schemas.microsoft.com/office/drawing/2016/5/10/chartex" xmlns:cx5="http://schemas.microsoft.com/office/drawing/2016/5/11/chartex" xmlns:cx6="http://schemas.microsoft.com/office/drawing/2016/5/12/chartex" xmlns:cx7="http://schemas.microsoft.com/office/drawing/2016/5/13/chartex" xmlns:cx8="http://schemas.microsoft.com/office/drawing/2016/5/14/chartex" xmlns:mc="http://schemas.openxmlformats.org/markup-compatibility/2006" xmlns:aink="http://schemas.microsoft.com/office/drawing/2016/ink" xmlns:am3d="http://schemas.microsoft.com/office/drawing/2017/model3d" xmlns:o="urn:schemas-microsoft-com:office:office" xmlns:oel="http://schemas.microsoft.com/office/2019/extlst" xmlns:r="http://schemas.openxmlformats.org/officeDocument/2006/relationships" xmlns:m="http://schemas.openxmlformats.org/officeDocument/2006/math" xmlns:v="urn:schemas-microsoft-com:vml" xmlns:wp14="http://schemas.microsoft.com/office/word/2010/wordprocessingDrawing" xmlns:wp="http://schemas.openxmlformats.org/drawingml/2006/wordprocessingDrawing" xmlns:w10="urn:schemas-microsoft-com:office:word" xmlns:w="http://schemas.openxmlformats.org/wordprocessingml/2006/main" xmlns:w14="http://schemas.microsoft.com/office/word/2010/wordml" xmlns:w15="http://schemas.microsoft.com/office/word/2012/wordml" xmlns:w16cex="http://schemas.microsoft.com/office/word/2018/wordml/cex" xmlns:w16cid="http://schemas.microsoft.com/office/word/2016/wordml/cid" xmlns:w16="http://schemas.microsoft.com/office/word/2018/wordml" xmlns:w16du="http://schemas.microsoft.com/office/word/2023/wordml/word16du" xmlns:w16sdtdh="http://schemas.microsoft.com/office/word/2020/wordml/sdtdatahash" xmlns:w16sdtfl="http://schemas.microsoft.com/office/word/2024/wordml/sdtformatlock" xmlns:w16se="http://schemas.microsoft.com/office/word/2015/wordml/symex" xmlns:wpg="http://schemas.microsoft.com/office/word/2010/wordprocessingGroup" xmlns:wpi="http://schemas.microsoft.com/office/word/2010/wordprocessingInk" xmlns:wne="http://schemas.microsoft.com/office/word/2006/wordml" xmlns:wps="http://schemas.microsoft.com/office/word/2010/wordprocessingShape" mc:Ignorable="w14 w15 w16se w16cid w16 w16cex w16sdtdh w16sdtfl w16du wp14">
   <w:abstractNum w:abstractNumId="0" w15:restartNumberingAfterBreak="0">
     <w:nsid w:val="185519C6"/>
     <w:multiLevelType w:val="multilevel"/>
@@ -3150,6 +3342,7 @@
   <w:style w:type="paragraph" w:default="1" w:styleId="Normal">
     <w:name w:val="Normal"/>
     <w:qFormat/>
+    <w:rsid w:val="003359B3"/>
   </w:style>
   <w:style w:type="paragraph" w:styleId="Heading1">
     <w:name w:val="heading 1"/>
@@ -3667,6 +3860,25 @@
       <w:spacing w:val="5"/>
     </w:rPr>
   </w:style>
+  <w:style w:type="paragraph" w:styleId="Caption">
+    <w:name w:val="caption"/>
+    <w:basedOn w:val="Normal"/>
+    <w:next w:val="Normal"/>
+    <w:uiPriority w:val="35"/>
+    <w:unhideWhenUsed/>
+    <w:qFormat/>
+    <w:rsid w:val="003359B3"/>
+    <w:pPr>
+      <w:spacing w:after="200" w:line="240" w:lineRule="auto"/>
+    </w:pPr>
+    <w:rPr>
+      <w:i/>
+      <w:iCs/>
+      <w:color w:val="44546A" w:themeColor="text2"/>
+      <w:sz w:val="18"/>
+      <w:szCs w:val="18"/>
+    </w:rPr>
+  </w:style>
 </w:styles>
 </file>
 
